--- a/tailored/cv_sidat_full-stack-developer-mern-ai-integration.docx
+++ b/tailored/cv_sidat_full-stack-developer-mern-ai-integration.docx
@@ -17,7 +17,7 @@
     </w:p>
     <w:p>
       <w:r>
-        <w:t>Email: muzzamilhassandev@gmail.com | Phone: +923055779207 | Portfolio: https://muzzamilhassandev.vercel.app/</w:t>
+        <w:t>muzzamilhassandev@gmail.com | +923055779207 | https://muzzamilhassandev.vercel.app/</w:t>
       </w:r>
     </w:p>
     <w:p>
@@ -30,7 +30,7 @@
     </w:p>
     <w:p>
       <w:r>
-        <w:t>Full Stack Developer with expertise in building production-grade SaaS products using the MERN stack and AI integration. Proficient in creating responsive, high-quality user interfaces with Next.js and React, while maintaining strong backend capabilities with Node.js, Express.js, and database management. Experienced in implementing AI-powered features using LangChain, LangGraph, and OpenAI API. Demonstrated ability to ship independent projects from concept to deployment with a focus on performance, accessibility, and scalability.</w:t>
+        <w:t>Full Stack Developer with expertise in the MERN stack and AI integration, specializing in building production-grade SaaS products. Proficient in Next.js, React.js, Node.js, Express.js, and MongoDB/PostgreSQL. Experience implementing AI-powered features using LangChain, LangGraph, and OpenAI API. Strong focus on creating responsive, high-quality user interfaces with a deep understanding of full-stack development principles.</w:t>
       </w:r>
     </w:p>
     <w:p>
@@ -43,136 +43,27 @@
     </w:p>
     <w:p>
       <w:r>
-        <w:t>**Frontend Development:**</w:t>
-      </w:r>
-    </w:p>
-    <w:p>
-      <w:pPr>
-        <w:pStyle w:val="ListBullet"/>
-      </w:pPr>
-      <w:r>
-        <w:t>React.js, Next.js (App Router, Server Components, SSR/ISR)</w:t>
-      </w:r>
-    </w:p>
-    <w:p>
-      <w:pPr>
-        <w:pStyle w:val="ListBullet"/>
-      </w:pPr>
-      <w:r>
-        <w:t>HTML5, CSS3, JavaScript (ES6+), TypeScript</w:t>
-      </w:r>
-    </w:p>
-    <w:p>
-      <w:pPr>
-        <w:pStyle w:val="ListBullet"/>
-      </w:pPr>
-      <w:r>
-        <w:t>Tailwind CSS, Redux Toolkit, TanStack Query</w:t>
+        <w:t>**Frontend:** Next.js, React.js, HTML5, CSS3, JavaScript (ES6+), TypeScript, Tailwind CSS, Redux Toolkit, TanStack Query</w:t>
       </w:r>
     </w:p>
     <w:p>
       <w:r>
-        <w:t>**Backend Development:**</w:t>
-      </w:r>
-    </w:p>
-    <w:p>
-      <w:pPr>
-        <w:pStyle w:val="ListBullet"/>
-      </w:pPr>
-      <w:r>
-        <w:t>Node.js, Express.js, NestJS</w:t>
-      </w:r>
-    </w:p>
-    <w:p>
-      <w:pPr>
-        <w:pStyle w:val="ListBullet"/>
-      </w:pPr>
-      <w:r>
-        <w:t>REST API Design, JWT/OAuth2 Authentication, RBAC</w:t>
+        <w:t>**Backend:** Node.js, Express.js, NestJS, REST API Design, JWT/OAuth2 Authentication, RBAC</w:t>
       </w:r>
     </w:p>
     <w:p>
       <w:r>
-        <w:t>**Database Technologies:**</w:t>
-      </w:r>
-    </w:p>
-    <w:p>
-      <w:pPr>
-        <w:pStyle w:val="ListBullet"/>
-      </w:pPr>
-      <w:r>
-        <w:t>MongoDB, PostgreSQL, MySQL, SQLite</w:t>
-      </w:r>
-    </w:p>
-    <w:p>
-      <w:pPr>
-        <w:pStyle w:val="ListBullet"/>
-      </w:pPr>
-      <w:r>
-        <w:t>Drizzle ORM, Firebase, Supabase</w:t>
+        <w:t>**Databases:** MongoDB, PostgreSQL, MySQL, SQLite, Drizzle ORM, Firebase, Supabase</w:t>
       </w:r>
     </w:p>
     <w:p>
       <w:r>
-        <w:t>**AI Integration:**</w:t>
-      </w:r>
-    </w:p>
-    <w:p>
-      <w:pPr>
-        <w:pStyle w:val="ListBullet"/>
-      </w:pPr>
-      <w:r>
-        <w:t>LangChain, LangGraph, OpenAI API</w:t>
-      </w:r>
-    </w:p>
-    <w:p>
-      <w:pPr>
-        <w:pStyle w:val="ListBullet"/>
-      </w:pPr>
-      <w:r>
-        <w:t>AI-powered content generation and workflow automation</w:t>
+        <w:t>**AI Integration:** LangChain, LangGraph, OpenAI API</w:t>
       </w:r>
     </w:p>
     <w:p>
       <w:r>
-        <w:t>**DevOps &amp; Deployment:**</w:t>
-      </w:r>
-    </w:p>
-    <w:p>
-      <w:pPr>
-        <w:pStyle w:val="ListBullet"/>
-      </w:pPr>
-      <w:r>
-        <w:t>Docker, Vercel (CI/CD, Edge Functions)</w:t>
-      </w:r>
-    </w:p>
-    <w:p>
-      <w:pPr>
-        <w:pStyle w:val="ListBullet"/>
-      </w:pPr>
-      <w:r>
-        <w:t>GitHub Actions, AWS Amplify</w:t>
-      </w:r>
-    </w:p>
-    <w:p>
-      <w:r>
-        <w:t>**Additional Skills:**</w:t>
-      </w:r>
-    </w:p>
-    <w:p>
-      <w:pPr>
-        <w:pStyle w:val="ListBullet"/>
-      </w:pPr>
-      <w:r>
-        <w:t>Git, Figma, JIRA, Stripe API, Google Maps API</w:t>
-      </w:r>
-    </w:p>
-    <w:p>
-      <w:pPr>
-        <w:pStyle w:val="ListBullet"/>
-      </w:pPr>
-      <w:r>
-        <w:t>Component architecture, Performance Optimization, SEO, a11y</w:t>
+        <w:t>**DevOps &amp; Tools:** Docker, Vercel (CI/CD), GitHub Actions, Git, AWS Amplify, Stripe API</w:t>
       </w:r>
     </w:p>
     <w:p>
@@ -185,12 +76,7 @@
     </w:p>
     <w:p>
       <w:r>
-        <w:t>**Full Stack Developer** | Revnix (fmr. Revnix Technologies)</w:t>
-      </w:r>
-    </w:p>
-    <w:p>
-      <w:r>
-        <w:t>*Jan 2025 - Present | Islamabad, Pakistan*</w:t>
+        <w:t>**Full Stack Developer** | Revnix (fmr. Revnix Technologies) | Jan 2025 - Present</w:t>
       </w:r>
     </w:p>
     <w:p>
@@ -198,7 +84,7 @@
         <w:pStyle w:val="ListBullet"/>
       </w:pPr>
       <w:r>
-        <w:t>Architected and shipped production features for an enterprise headless CMS (Nextly) using Next.js App Router, TypeScript, and TanStack Query</w:t>
+        <w:t>Architected and shipped production features for an enterprise headless CMS using Next.js App Router, TypeScript, and TanStack Query</w:t>
       </w:r>
     </w:p>
     <w:p>
@@ -206,7 +92,7 @@
         <w:pStyle w:val="ListBullet"/>
       </w:pPr>
       <w:r>
-        <w:t>Owned the full authentication and access control layer: JWT-based auth and a flexible RBAC system supporting multiple user roles</w:t>
+        <w:t>Owned the full authentication and access control layer: JWT-based auth and a flexible RBAC system</w:t>
       </w:r>
     </w:p>
     <w:p>
@@ -222,7 +108,7 @@
         <w:pStyle w:val="ListBullet"/>
       </w:pPr>
       <w:r>
-        <w:t>Built a fully customizable admin dashboard for collections, media uploads, user roles, and system settings</w:t>
+        <w:t>Built responsive, pixel-perfect UIs from Figma designs with Tailwind CSS, adhering to strict a11y and SEO standards</w:t>
       </w:r>
     </w:p>
     <w:p>
@@ -230,15 +116,7 @@
         <w:pStyle w:val="ListBullet"/>
       </w:pPr>
       <w:r>
-        <w:t>Delivered pixel-perfect, responsive UIs from Figma designs with Tailwind CSS, strict a11y and SEO standards</w:t>
-      </w:r>
-    </w:p>
-    <w:p>
-      <w:pPr>
-        <w:pStyle w:val="ListBullet"/>
-      </w:pPr>
-      <w:r>
-        <w:t>Optimized performance through SSR, caching, lazy loading, code splitting, and API improvements</w:t>
+        <w:t>Optimized performance through SSR, caching, lazy loading, and code splitting techniques</w:t>
       </w:r>
     </w:p>
     <w:p>
@@ -246,7 +124,7 @@
         <w:pStyle w:val="Heading2"/>
       </w:pPr>
       <w:r>
-        <w:t>PROJECTS</w:t>
+        <w:t>KEY PROJECTS</w:t>
       </w:r>
     </w:p>
     <w:p>
@@ -259,7 +137,7 @@
         <w:pStyle w:val="ListBullet"/>
       </w:pPr>
       <w:r>
-        <w:t>SaaS platform for AI-driven content generation, editing, and workflow automation</w:t>
+        <w:t>Developed a SaaS platform for AI-driven content generation and workflow automation</w:t>
       </w:r>
     </w:p>
     <w:p>
@@ -267,7 +145,7 @@
         <w:pStyle w:val="ListBullet"/>
       </w:pPr>
       <w:r>
-        <w:t>Implemented AI article generation with keyword input, E-E-A-T optimization controls, and humanization layer using LangChain and OpenAI API</w:t>
+        <w:t>Implemented AI article generation with keyword input and E-E-A-T optimization controls</w:t>
       </w:r>
     </w:p>
     <w:p>
@@ -275,7 +153,7 @@
         <w:pStyle w:val="ListBullet"/>
       </w:pPr>
       <w:r>
-        <w:t>Developed one-click CMS auto-publish integrating WordPress, Webflow, and Ghost APIs with OAuth flows</w:t>
+        <w:t>Integrated CMS auto-publishing with WordPress, Webflow, and Ghost APIs using OAuth flows</w:t>
       </w:r>
     </w:p>
     <w:p>
@@ -283,7 +161,7 @@
         <w:pStyle w:val="ListBullet"/>
       </w:pPr>
       <w:r>
-        <w:t>Optimized frontend performance using SSR, caching, lazy loading, and code splitting</w:t>
+        <w:t>Achieved frontend performance optimization through SSR, caching, and code splitting</w:t>
       </w:r>
     </w:p>
     <w:p>
@@ -296,7 +174,7 @@
         <w:pStyle w:val="ListBullet"/>
       </w:pPr>
       <w:r>
-        <w:t>Built AI-assisted recruitment and candidate evaluation platform end-to-end</w:t>
+        <w:t>Built an AI-assisted recruitment and candidate evaluation platform end-to-end</w:t>
       </w:r>
     </w:p>
     <w:p>
@@ -304,15 +182,7 @@
         <w:pStyle w:val="ListBullet"/>
       </w:pPr>
       <w:r>
-        <w:t>Integrated LangChain and OpenAI API for intelligent candidate assessment and matching</w:t>
-      </w:r>
-    </w:p>
-    <w:p>
-      <w:pPr>
-        <w:pStyle w:val="ListBullet"/>
-      </w:pPr>
-      <w:r>
-        <w:t>Developed responsive UI with Next.js, React, and Tailwind CSS</w:t>
+        <w:t>Implemented AI features using LangChain and OpenAI API for candidate assessment</w:t>
       </w:r>
     </w:p>
     <w:p>
@@ -325,7 +195,7 @@
         <w:pStyle w:val="ListBullet"/>
       </w:pPr>
       <w:r>
-        <w:t>TypeScript-first CMS framework for content-driven products using Next.js</w:t>
+        <w:t>Created a TypeScript-first CMS framework for content-driven products in Next.js</w:t>
       </w:r>
     </w:p>
     <w:p>
@@ -333,7 +203,7 @@
         <w:pStyle w:val="ListBullet"/>
       </w:pPr>
       <w:r>
-        <w:t>Implemented dual-mode content workflow: code-defined models plus drag-and-drop visual builder</w:t>
+        <w:t>Developed dual-mode content workflow: code-defined models plus visual builder with instant preview</w:t>
       </w:r>
     </w:p>
     <w:p>
@@ -341,7 +211,7 @@
         <w:pStyle w:val="ListBullet"/>
       </w:pPr>
       <w:r>
-        <w:t>Created RBAC system with permissions for team content access</w:t>
+        <w:t>Implemented RBAC with permissions for team content access</w:t>
       </w:r>
     </w:p>
     <w:p>
@@ -349,15 +219,7 @@
         <w:pStyle w:val="ListBullet"/>
       </w:pPr>
       <w:r>
-        <w:t>Developed pluggable database adapters (PostgreSQL, MySQL, SQLite) via Drizzle ORM</w:t>
-      </w:r>
-    </w:p>
-    <w:p>
-      <w:pPr>
-        <w:pStyle w:val="ListBullet"/>
-      </w:pPr>
-      <w:r>
-        <w:t>Built containerized solution with Docker and CI/CD on Vercel</w:t>
+        <w:t>Built pluggable database adapters for PostgreSQL, MySQL, and SQLite with zero code changes when switching databases</w:t>
       </w:r>
     </w:p>
     <w:p>
@@ -370,7 +232,7 @@
         <w:pStyle w:val="ListBullet"/>
       </w:pPr>
       <w:r>
-        <w:t>Developed responsive B2B platform using Next.js, React, Redux Toolkit</w:t>
+        <w:t>Developed responsive web application using Next.js, React, and Redux Toolkit</w:t>
       </w:r>
     </w:p>
     <w:p>
@@ -378,28 +240,7 @@
         <w:pStyle w:val="ListBullet"/>
       </w:pPr>
       <w:r>
-        <w:t>Integrated Stripe payment processing and Google Maps API for location services</w:t>
-      </w:r>
-    </w:p>
-    <w:p>
-      <w:r>
-        <w:t>**4Rivers Equipment** | Enterprise E-Commerce &amp; Rental Platform</w:t>
-      </w:r>
-    </w:p>
-    <w:p>
-      <w:pPr>
-        <w:pStyle w:val="ListBullet"/>
-      </w:pPr>
-      <w:r>
-        <w:t>Built comprehensive e-commerce solution with rental functionality</w:t>
-      </w:r>
-    </w:p>
-    <w:p>
-      <w:pPr>
-        <w:pStyle w:val="ListBullet"/>
-      </w:pPr>
-      <w:r>
-        <w:t>Implemented payment processing with Stripe and location services with Google Maps</w:t>
+        <w:t>Integrated Stripe payment processing and Google Maps API for location-based features</w:t>
       </w:r>
     </w:p>
     <w:p>
@@ -412,12 +253,15 @@
     </w:p>
     <w:p>
       <w:r>
-        <w:t>**BS in Computer Science** | University of Haripur</w:t>
+        <w:t>**BS in Computer Science** | University of Haripur | Aug 2020 - Aug 2024</w:t>
       </w:r>
     </w:p>
     <w:p>
+      <w:pPr>
+        <w:pStyle w:val="ListBullet"/>
+      </w:pPr>
       <w:r>
-        <w:t>*Aug 2020 - Aug 2024 | Haripur, Pakistan*</w:t>
+        <w:t>Haripur, Pakistan</w:t>
       </w:r>
     </w:p>
     <w:p>

--- a/tailored/cv_sidat_full-stack-developer-mern-ai-integration.docx
+++ b/tailored/cv_sidat_full-stack-developer-mern-ai-integration.docx
@@ -12,7 +12,7 @@
     </w:p>
     <w:p>
       <w:r>
-        <w:t>Full Stack Developer (MERN / PERN / Next.js - SaaS) | Islamabad, Pakistan</w:t>
+        <w:t>Full Stack Developer (MERN + AI Integration) | Islamabad, Pakistan</w:t>
       </w:r>
     </w:p>
     <w:p>
@@ -30,7 +30,7 @@
     </w:p>
     <w:p>
       <w:r>
-        <w:t>Full Stack Developer with expertise in the MERN stack and AI integration, specializing in building production-grade SaaS products. Proficient in Next.js, React.js, Node.js, Express.js, and MongoDB/PostgreSQL. Experience implementing AI-powered features using LangChain, LangGraph, and OpenAI API. Strong focus on creating responsive, high-quality user interfaces with a deep understanding of full-stack development principles.</w:t>
+        <w:t>Full Stack Developer with expertise in the MERN stack and AI integration, specializing in building production-grade SaaS products. Proficient in Next.js, React.js, Node.js, Express.js, and MongoDB, with additional experience in PostgreSQL, Drizzle ORM, and AI technologies including LangChain, LangGraph, and OpenAI API. Demonstrated ability to architect and ship complete applications from frontend to backend, with a focus on responsive UIs, scalable APIs, and AI-powered features.</w:t>
       </w:r>
     </w:p>
     <w:p>
@@ -63,7 +63,12 @@
     </w:p>
     <w:p>
       <w:r>
-        <w:t>**DevOps &amp; Tools:** Docker, Vercel (CI/CD), GitHub Actions, Git, AWS Amplify, Stripe API</w:t>
+        <w:t>**DevOps &amp; Deployment:** Docker, Vercel (CI/CD), GitHub Actions, AWS Amplify</w:t>
+      </w:r>
+    </w:p>
+    <w:p>
+      <w:r>
+        <w:t>**Tools &amp; Practices:** Git, Figma, JIRA, API Integration, Component Architecture, Performance Optimization, SEO, a11y</w:t>
       </w:r>
     </w:p>
     <w:p>
@@ -76,7 +81,7 @@
     </w:p>
     <w:p>
       <w:r>
-        <w:t>**Full Stack Developer** | Revnix (fmr. Revnix Technologies) | Jan 2025 - Present</w:t>
+        <w:t>**Full Stack Developer** | Revnix (Jan 2025 - Present)</w:t>
       </w:r>
     </w:p>
     <w:p>
@@ -84,7 +89,7 @@
         <w:pStyle w:val="ListBullet"/>
       </w:pPr>
       <w:r>
-        <w:t>Architected and shipped production features for an enterprise headless CMS using Next.js App Router, TypeScript, and TanStack Query</w:t>
+        <w:t>Architected and shipped production features for an enterprise headless CMS (Nextly) using Next.js, TypeScript, and TanStack Query</w:t>
       </w:r>
     </w:p>
     <w:p>
@@ -108,7 +113,7 @@
         <w:pStyle w:val="ListBullet"/>
       </w:pPr>
       <w:r>
-        <w:t>Built responsive, pixel-perfect UIs from Figma designs with Tailwind CSS, adhering to strict a11y and SEO standards</w:t>
+        <w:t>Built a fully customizable admin dashboard for collections, media uploads, user roles, and system settings</w:t>
       </w:r>
     </w:p>
     <w:p>
@@ -116,7 +121,7 @@
         <w:pStyle w:val="ListBullet"/>
       </w:pPr>
       <w:r>
-        <w:t>Optimized performance through SSR, caching, lazy loading, and code splitting techniques</w:t>
+        <w:t>Delivered pixel-perfect, responsive UIs with Tailwind CSS, strict a11y and SEO standards</w:t>
       </w:r>
     </w:p>
     <w:p>
@@ -129,7 +134,7 @@
     </w:p>
     <w:p>
       <w:r>
-        <w:t>**RextAI** | AI-Powered Content Intelligence Platform</w:t>
+        <w:t>**RextAI** | AI-Powered Content Intelligence Platform (Live)</w:t>
       </w:r>
     </w:p>
     <w:p>
@@ -137,7 +142,7 @@
         <w:pStyle w:val="ListBullet"/>
       </w:pPr>
       <w:r>
-        <w:t>Developed a SaaS platform for AI-driven content generation and workflow automation</w:t>
+        <w:t>SaaS platform for AI-driven content generation, editing, and workflow automation</w:t>
       </w:r>
     </w:p>
     <w:p>
@@ -145,7 +150,7 @@
         <w:pStyle w:val="ListBullet"/>
       </w:pPr>
       <w:r>
-        <w:t>Implemented AI article generation with keyword input and E-E-A-T optimization controls</w:t>
+        <w:t>Integrated OpenAI API with LangChain and LangGraph for AI article generation</w:t>
       </w:r>
     </w:p>
     <w:p>
@@ -153,7 +158,7 @@
         <w:pStyle w:val="ListBullet"/>
       </w:pPr>
       <w:r>
-        <w:t>Integrated CMS auto-publishing with WordPress, Webflow, and Ghost APIs using OAuth flows</w:t>
+        <w:t>Implemented one-click CMS auto-publish with WordPress, Webflow, and Ghost APIs</w:t>
       </w:r>
     </w:p>
     <w:p>
@@ -161,12 +166,12 @@
         <w:pStyle w:val="ListBullet"/>
       </w:pPr>
       <w:r>
-        <w:t>Achieved frontend performance optimization through SSR, caching, and code splitting</w:t>
+        <w:t>Optimized frontend performance with SSR, caching, lazy loading, and code splitting</w:t>
       </w:r>
     </w:p>
     <w:p>
       <w:r>
-        <w:t>**HireIQ** | AI-Powered Recruitment &amp; Evaluation Platform</w:t>
+        <w:t>**HireIQ** | AI-Powered Recruitment &amp; Evaluation Platform (Live)</w:t>
       </w:r>
     </w:p>
     <w:p>
@@ -174,7 +179,7 @@
         <w:pStyle w:val="ListBullet"/>
       </w:pPr>
       <w:r>
-        <w:t>Built an AI-assisted recruitment and candidate evaluation platform end-to-end</w:t>
+        <w:t>AI-assisted recruitment and candidate evaluation platform built end-to-end</w:t>
       </w:r>
     </w:p>
     <w:p>
@@ -182,12 +187,7 @@
         <w:pStyle w:val="ListBullet"/>
       </w:pPr>
       <w:r>
-        <w:t>Implemented AI features using LangChain and OpenAI API for candidate assessment</w:t>
-      </w:r>
-    </w:p>
-    <w:p>
-      <w:r>
-        <w:t>**Nextly** | Enterprise Headless CMS &amp; SaaS Framework</w:t>
+        <w:t>Integrated LangChain and OpenAI API for AI-powered candidate assessment</w:t>
       </w:r>
     </w:p>
     <w:p>
@@ -195,7 +195,12 @@
         <w:pStyle w:val="ListBullet"/>
       </w:pPr>
       <w:r>
-        <w:t>Created a TypeScript-first CMS framework for content-driven products in Next.js</w:t>
+        <w:t>Developed responsive UI with Next.js and TypeScript</w:t>
+      </w:r>
+    </w:p>
+    <w:p>
+      <w:r>
+        <w:t>**Nextly** | Enterprise Headless CMS &amp; SaaS Framework (Live)</w:t>
       </w:r>
     </w:p>
     <w:p>
@@ -203,7 +208,7 @@
         <w:pStyle w:val="ListBullet"/>
       </w:pPr>
       <w:r>
-        <w:t>Developed dual-mode content workflow: code-defined models plus visual builder with instant preview</w:t>
+        <w:t>TypeScript-first CMS framework for content-driven products using Next.js</w:t>
       </w:r>
     </w:p>
     <w:p>
@@ -211,7 +216,7 @@
         <w:pStyle w:val="ListBullet"/>
       </w:pPr>
       <w:r>
-        <w:t>Implemented RBAC with permissions for team content access</w:t>
+        <w:t>Implemented dual-mode content workflow: code-defined models plus visual builder</w:t>
       </w:r>
     </w:p>
     <w:p>
@@ -219,12 +224,7 @@
         <w:pStyle w:val="ListBullet"/>
       </w:pPr>
       <w:r>
-        <w:t>Built pluggable database adapters for PostgreSQL, MySQL, and SQLite with zero code changes when switching databases</w:t>
-      </w:r>
-    </w:p>
-    <w:p>
-      <w:r>
-        <w:t>**21Century Equipment** | B2B Equipment Management Platform</w:t>
+        <w:t>Built pluggable database adapters supporting PostgreSQL, MySQL, and SQLite</w:t>
       </w:r>
     </w:p>
     <w:p>
@@ -232,15 +232,7 @@
         <w:pStyle w:val="ListBullet"/>
       </w:pPr>
       <w:r>
-        <w:t>Developed responsive web application using Next.js, React, and Redux Toolkit</w:t>
-      </w:r>
-    </w:p>
-    <w:p>
-      <w:pPr>
-        <w:pStyle w:val="ListBullet"/>
-      </w:pPr>
-      <w:r>
-        <w:t>Integrated Stripe payment processing and Google Maps API for location-based features</w:t>
+        <w:t>Containerized with Docker for reproducible builds and CI/CD</w:t>
       </w:r>
     </w:p>
     <w:p>
@@ -253,7 +245,7 @@
     </w:p>
     <w:p>
       <w:r>
-        <w:t>**BS in Computer Science** | University of Haripur | Aug 2020 - Aug 2024</w:t>
+        <w:t>**BS in Computer Science** | University of Haripur (Aug 2020 - Aug 2024)</w:t>
       </w:r>
     </w:p>
     <w:p>

--- a/tailored/cv_sidat_full-stack-developer-mern-ai-integration.docx
+++ b/tailored/cv_sidat_full-stack-developer-mern-ai-integration.docx
@@ -12,12 +12,12 @@
     </w:p>
     <w:p>
       <w:r>
-        <w:t>Full Stack Developer (MERN + AI Integration) | Islamabad, Pakistan</w:t>
+        <w:t>Full Stack Developer (MERN / PERN / Next.js - SaaS) | Islamabad, Pakistan</w:t>
       </w:r>
     </w:p>
     <w:p>
       <w:r>
-        <w:t>muzzamilhassandev@gmail.com | +923055779207 | https://muzzamilhassandev.vercel.app/</w:t>
+        <w:t>Email: muzzamilhassandev@gmail.com | Phone: +923055779207 | Portfolio: https://muzzamilhassandev.vercel.app/</w:t>
       </w:r>
     </w:p>
     <w:p>
@@ -30,7 +30,7 @@
     </w:p>
     <w:p>
       <w:r>
-        <w:t>Full Stack Developer with expertise in the MERN stack and AI integration, specializing in building production-grade SaaS products. Proficient in Next.js, React.js, Node.js, Express.js, and MongoDB, with additional experience in PostgreSQL, Drizzle ORM, and AI technologies including LangChain, LangGraph, and OpenAI API. Demonstrated ability to architect and ship complete applications from frontend to backend, with a focus on responsive UIs, scalable APIs, and AI-powered features.</w:t>
+        <w:t>Full Stack Developer with expertise in the MERN stack and AI integration, specializing in building production-grade SaaS products. Proficient in Next.js, React.js, Node.js, Express.js, and MongoDB, with additional experience in PostgreSQL, MySQL, and SQLite. Strong background in implementing AI-powered features using LangChain, LangGraph, and OpenAI API. Demonstrated ability to architect and ship scalable web applications with responsive UIs, robust APIs, and intelligent features.</w:t>
       </w:r>
     </w:p>
     <w:p>
@@ -43,32 +43,192 @@
     </w:p>
     <w:p>
       <w:r>
-        <w:t>**Frontend:** Next.js, React.js, HTML5, CSS3, JavaScript (ES6+), TypeScript, Tailwind CSS, Redux Toolkit, TanStack Query</w:t>
+        <w:t>**Frontend Development:**</w:t>
+      </w:r>
+    </w:p>
+    <w:p>
+      <w:pPr>
+        <w:pStyle w:val="ListBullet"/>
+      </w:pPr>
+      <w:r>
+        <w:t>React.js, Next.js (App Router, Server Components, SSR/ISR)</w:t>
+      </w:r>
+    </w:p>
+    <w:p>
+      <w:pPr>
+        <w:pStyle w:val="ListBullet"/>
+      </w:pPr>
+      <w:r>
+        <w:t>HTML5, CSS3, Tailwind CSS</w:t>
+      </w:r>
+    </w:p>
+    <w:p>
+      <w:pPr>
+        <w:pStyle w:val="ListBullet"/>
+      </w:pPr>
+      <w:r>
+        <w:t>JavaScript (ES6+), TypeScript</w:t>
+      </w:r>
+    </w:p>
+    <w:p>
+      <w:pPr>
+        <w:pStyle w:val="ListBullet"/>
+      </w:pPr>
+      <w:r>
+        <w:t>Redux Toolkit, TanStack Query</w:t>
       </w:r>
     </w:p>
     <w:p>
       <w:r>
-        <w:t>**Backend:** Node.js, Express.js, NestJS, REST API Design, JWT/OAuth2 Authentication, RBAC</w:t>
+        <w:t>**Backend Development:**</w:t>
+      </w:r>
+    </w:p>
+    <w:p>
+      <w:pPr>
+        <w:pStyle w:val="ListBullet"/>
+      </w:pPr>
+      <w:r>
+        <w:t>Node.js, Express.js, NestJS</w:t>
+      </w:r>
+    </w:p>
+    <w:p>
+      <w:pPr>
+        <w:pStyle w:val="ListBullet"/>
+      </w:pPr>
+      <w:r>
+        <w:t>REST API Design</w:t>
+      </w:r>
+    </w:p>
+    <w:p>
+      <w:pPr>
+        <w:pStyle w:val="ListBullet"/>
+      </w:pPr>
+      <w:r>
+        <w:t>JWT / OAuth2 Authentication</w:t>
+      </w:r>
+    </w:p>
+    <w:p>
+      <w:pPr>
+        <w:pStyle w:val="ListBullet"/>
+      </w:pPr>
+      <w:r>
+        <w:t>RBAC (Role-Based Access Control)</w:t>
       </w:r>
     </w:p>
     <w:p>
       <w:r>
-        <w:t>**Databases:** MongoDB, PostgreSQL, MySQL, SQLite, Drizzle ORM, Firebase, Supabase</w:t>
+        <w:t>**Database Technologies:**</w:t>
+      </w:r>
+    </w:p>
+    <w:p>
+      <w:pPr>
+        <w:pStyle w:val="ListBullet"/>
+      </w:pPr>
+      <w:r>
+        <w:t>MongoDB, PostgreSQL, MySQL, SQLite</w:t>
+      </w:r>
+    </w:p>
+    <w:p>
+      <w:pPr>
+        <w:pStyle w:val="ListBullet"/>
+      </w:pPr>
+      <w:r>
+        <w:t>Drizzle ORM, Firebase, Supabase</w:t>
       </w:r>
     </w:p>
     <w:p>
       <w:r>
-        <w:t>**AI Integration:** LangChain, LangGraph, OpenAI API</w:t>
+        <w:t>**AI &amp; Machine Learning:**</w:t>
+      </w:r>
+    </w:p>
+    <w:p>
+      <w:pPr>
+        <w:pStyle w:val="ListBullet"/>
+      </w:pPr>
+      <w:r>
+        <w:t>LangChain, LangGraph</w:t>
+      </w:r>
+    </w:p>
+    <w:p>
+      <w:pPr>
+        <w:pStyle w:val="ListBullet"/>
+      </w:pPr>
+      <w:r>
+        <w:t>OpenAI API integration</w:t>
+      </w:r>
+    </w:p>
+    <w:p>
+      <w:pPr>
+        <w:pStyle w:val="ListBullet"/>
+      </w:pPr>
+      <w:r>
+        <w:t>AI-powered content generation and workflow automation</w:t>
       </w:r>
     </w:p>
     <w:p>
       <w:r>
-        <w:t>**DevOps &amp; Deployment:** Docker, Vercel (CI/CD), GitHub Actions, AWS Amplify</w:t>
+        <w:t>**Cloud &amp; DevOps:**</w:t>
+      </w:r>
+    </w:p>
+    <w:p>
+      <w:pPr>
+        <w:pStyle w:val="ListBullet"/>
+      </w:pPr>
+      <w:r>
+        <w:t>Vercel (CI/CD, Edge Functions)</w:t>
+      </w:r>
+    </w:p>
+    <w:p>
+      <w:pPr>
+        <w:pStyle w:val="ListBullet"/>
+      </w:pPr>
+      <w:r>
+        <w:t>Docker, GitHub Actions</w:t>
+      </w:r>
+    </w:p>
+    <w:p>
+      <w:pPr>
+        <w:pStyle w:val="ListBullet"/>
+      </w:pPr>
+      <w:r>
+        <w:t>AWS Amplify</w:t>
       </w:r>
     </w:p>
     <w:p>
       <w:r>
-        <w:t>**Tools &amp; Practices:** Git, Figma, JIRA, API Integration, Component Architecture, Performance Optimization, SEO, a11y</w:t>
+        <w:t>**Additional Tools:**</w:t>
+      </w:r>
+    </w:p>
+    <w:p>
+      <w:pPr>
+        <w:pStyle w:val="ListBullet"/>
+      </w:pPr>
+      <w:r>
+        <w:t>Git, GitHub, Bitbucket</w:t>
+      </w:r>
+    </w:p>
+    <w:p>
+      <w:pPr>
+        <w:pStyle w:val="ListBullet"/>
+      </w:pPr>
+      <w:r>
+        <w:t>Figma, JIRA</w:t>
+      </w:r>
+    </w:p>
+    <w:p>
+      <w:pPr>
+        <w:pStyle w:val="ListBullet"/>
+      </w:pPr>
+      <w:r>
+        <w:t>Stripe API, Google Maps API</w:t>
+      </w:r>
+    </w:p>
+    <w:p>
+      <w:pPr>
+        <w:pStyle w:val="ListBullet"/>
+      </w:pPr>
+      <w:r>
+        <w:t>S3-compatible storage</w:t>
       </w:r>
     </w:p>
     <w:p>
@@ -81,7 +241,12 @@
     </w:p>
     <w:p>
       <w:r>
-        <w:t>**Full Stack Developer** | Revnix (Jan 2025 - Present)</w:t>
+        <w:t>**Full Stack Developer** | Revnix (fmr. Revnix Technologies)</w:t>
+      </w:r>
+    </w:p>
+    <w:p>
+      <w:r>
+        <w:t>*Jan 2025 - Present | Islamabad, Pakistan*</w:t>
       </w:r>
     </w:p>
     <w:p>
@@ -89,7 +254,7 @@
         <w:pStyle w:val="ListBullet"/>
       </w:pPr>
       <w:r>
-        <w:t>Architected and shipped production features for an enterprise headless CMS (Nextly) using Next.js, TypeScript, and TanStack Query</w:t>
+        <w:t>Architected and shipped production features for an enterprise headless CMS (Nextly) using Next.js App Router, TypeScript, and TanStack Query</w:t>
       </w:r>
     </w:p>
     <w:p>
@@ -97,7 +262,7 @@
         <w:pStyle w:val="ListBullet"/>
       </w:pPr>
       <w:r>
-        <w:t>Owned the full authentication and access control layer: JWT-based auth and a flexible RBAC system</w:t>
+        <w:t>Owned the full authentication and access control layer: JWT-based auth and a flexible RBAC system supporting multiple user roles across client organizations</w:t>
       </w:r>
     </w:p>
     <w:p>
@@ -105,7 +270,7 @@
         <w:pStyle w:val="ListBullet"/>
       </w:pPr>
       <w:r>
-        <w:t>Designed and maintained a pluggable multi-database adapter system supporting PostgreSQL, MySQL, and SQLite</w:t>
+        <w:t>Designed and maintained a pluggable multi-database adapter system (PostgreSQL, MySQL, SQLite)</w:t>
       </w:r>
     </w:p>
     <w:p>
@@ -113,7 +278,7 @@
         <w:pStyle w:val="ListBullet"/>
       </w:pPr>
       <w:r>
-        <w:t>Built a fully customizable admin dashboard for collections, media uploads, user roles, and system settings</w:t>
+        <w:t>Optimized performance and UX through SSR, caching, lazy loading, code splitting, and API improvements</w:t>
       </w:r>
     </w:p>
     <w:p>
@@ -121,7 +286,15 @@
         <w:pStyle w:val="ListBullet"/>
       </w:pPr>
       <w:r>
-        <w:t>Delivered pixel-perfect, responsive UIs with Tailwind CSS, strict a11y and SEO standards</w:t>
+        <w:t>Built a fully customizable admin dashboard for collections, media uploads, user roles, and system settings, replacing third-party CMS tooling</w:t>
+      </w:r>
+    </w:p>
+    <w:p>
+      <w:pPr>
+        <w:pStyle w:val="ListBullet"/>
+      </w:pPr>
+      <w:r>
+        <w:t>Delivered pixel-perfect, responsive UIs from Figma designs with Tailwind CSS, strict a11y and SEO standards</w:t>
       </w:r>
     </w:p>
     <w:p>
@@ -129,12 +302,12 @@
         <w:pStyle w:val="Heading2"/>
       </w:pPr>
       <w:r>
-        <w:t>KEY PROJECTS</w:t>
+        <w:t>PROJECTS</w:t>
       </w:r>
     </w:p>
     <w:p>
       <w:r>
-        <w:t>**RextAI** | AI-Powered Content Intelligence Platform (Live)</w:t>
+        <w:t>**RextAI** | AI-Powered Content Intelligence Platform</w:t>
       </w:r>
     </w:p>
     <w:p>
@@ -150,7 +323,7 @@
         <w:pStyle w:val="ListBullet"/>
       </w:pPr>
       <w:r>
-        <w:t>Integrated OpenAI API with LangChain and LangGraph for AI article generation</w:t>
+        <w:t>AI article generation editor with keyword input, E-E-A-T optimization controls, and humanization layer</w:t>
       </w:r>
     </w:p>
     <w:p>
@@ -158,7 +331,7 @@
         <w:pStyle w:val="ListBullet"/>
       </w:pPr>
       <w:r>
-        <w:t>Implemented one-click CMS auto-publish with WordPress, Webflow, and Ghost APIs</w:t>
+        <w:t>One-click CMS auto-publish integrating WordPress, Webflow, and Ghost APIs with OAuth flows</w:t>
       </w:r>
     </w:p>
     <w:p>
@@ -166,12 +339,20 @@
         <w:pStyle w:val="ListBullet"/>
       </w:pPr>
       <w:r>
-        <w:t>Optimized frontend performance with SSR, caching, lazy loading, and code splitting</w:t>
+        <w:t>Built with Next.js, React.js, TypeScript, Node.js, LangChain, LangGraph, and OpenAI API</w:t>
+      </w:r>
+    </w:p>
+    <w:p>
+      <w:pPr>
+        <w:pStyle w:val="ListBullet"/>
+      </w:pPr>
+      <w:r>
+        <w:t>Implemented frontend performance optimizations via SSR, caching, lazy loading, and code splitting</w:t>
       </w:r>
     </w:p>
     <w:p>
       <w:r>
-        <w:t>**HireIQ** | AI-Powered Recruitment &amp; Evaluation Platform (Live)</w:t>
+        <w:t>**HireIQ** | AI-Powered Recruitment &amp; Evaluation Platform</w:t>
       </w:r>
     </w:p>
     <w:p>
@@ -187,7 +368,7 @@
         <w:pStyle w:val="ListBullet"/>
       </w:pPr>
       <w:r>
-        <w:t>Integrated LangChain and OpenAI API for AI-powered candidate assessment</w:t>
+        <w:t>Integrated LangChain and LangGraph for AI-powered candidate assessment</w:t>
       </w:r>
     </w:p>
     <w:p>
@@ -195,12 +376,12 @@
         <w:pStyle w:val="ListBullet"/>
       </w:pPr>
       <w:r>
-        <w:t>Developed responsive UI with Next.js and TypeScript</w:t>
+        <w:t>Developed with Next.js, React, TypeScript, Node.js, and OpenAI API</w:t>
       </w:r>
     </w:p>
     <w:p>
       <w:r>
-        <w:t>**Nextly** | Enterprise Headless CMS &amp; SaaS Framework (Live)</w:t>
+        <w:t>**Nextly** | Enterprise Headless CMS &amp; SaaS Framework</w:t>
       </w:r>
     </w:p>
     <w:p>
@@ -208,7 +389,7 @@
         <w:pStyle w:val="ListBullet"/>
       </w:pPr>
       <w:r>
-        <w:t>TypeScript-first CMS framework for content-driven products using Next.js</w:t>
+        <w:t>TypeScript-first CMS framework for content-driven products inside Next.js</w:t>
       </w:r>
     </w:p>
     <w:p>
@@ -216,7 +397,7 @@
         <w:pStyle w:val="ListBullet"/>
       </w:pPr>
       <w:r>
-        <w:t>Implemented dual-mode content workflow: code-defined models plus visual builder</w:t>
+        <w:t>Dual-mode content workflow: code-defined models plus drag-and-drop visual builder with instant preview</w:t>
       </w:r>
     </w:p>
     <w:p>
@@ -224,7 +405,7 @@
         <w:pStyle w:val="ListBullet"/>
       </w:pPr>
       <w:r>
-        <w:t>Built pluggable database adapters supporting PostgreSQL, MySQL, and SQLite</w:t>
+        <w:t>RBAC with permissions for team content access</w:t>
       </w:r>
     </w:p>
     <w:p>
@@ -232,7 +413,57 @@
         <w:pStyle w:val="ListBullet"/>
       </w:pPr>
       <w:r>
-        <w:t>Containerized with Docker for reproducible builds and CI/CD</w:t>
+        <w:t>PostgreSQL, MySQL, SQLite via pluggable Drizzle ORM adapters</w:t>
+      </w:r>
+    </w:p>
+    <w:p>
+      <w:pPr>
+        <w:pStyle w:val="ListBullet"/>
+      </w:pPr>
+      <w:r>
+        <w:t>Fully containerized with Docker; reproducible builds and CI/CD on Vercel</w:t>
+      </w:r>
+    </w:p>
+    <w:p>
+      <w:r>
+        <w:t>**21Century Equipment** | B2B Equipment Management Platform</w:t>
+      </w:r>
+    </w:p>
+    <w:p>
+      <w:pPr>
+        <w:pStyle w:val="ListBullet"/>
+      </w:pPr>
+      <w:r>
+        <w:t>Developed with Next.js, React.js, Redux Toolkit, Stripe, and Google Maps API</w:t>
+      </w:r>
+    </w:p>
+    <w:p>
+      <w:pPr>
+        <w:pStyle w:val="ListBullet"/>
+      </w:pPr>
+      <w:r>
+        <w:t>Built responsive UI components and integrated payment processing</w:t>
+      </w:r>
+    </w:p>
+    <w:p>
+      <w:r>
+        <w:t>**4Rivers Equipment** | Enterprise E-Commerce &amp; Rental Platform</w:t>
+      </w:r>
+    </w:p>
+    <w:p>
+      <w:pPr>
+        <w:pStyle w:val="ListBullet"/>
+      </w:pPr>
+      <w:r>
+        <w:t>Created with Next.js, React.js, Redux Toolkit, Stripe, and Google Maps</w:t>
+      </w:r>
+    </w:p>
+    <w:p>
+      <w:pPr>
+        <w:pStyle w:val="ListBullet"/>
+      </w:pPr>
+      <w:r>
+        <w:t>Implemented e-commerce functionality and rental management system</w:t>
       </w:r>
     </w:p>
     <w:p>
@@ -245,15 +476,12 @@
     </w:p>
     <w:p>
       <w:r>
-        <w:t>**BS in Computer Science** | University of Haripur (Aug 2020 - Aug 2024)</w:t>
+        <w:t>**Bachelor of Science in Computer Science** | University of Haripur</w:t>
       </w:r>
     </w:p>
     <w:p>
-      <w:pPr>
-        <w:pStyle w:val="ListBullet"/>
-      </w:pPr>
       <w:r>
-        <w:t>Haripur, Pakistan</w:t>
+        <w:t>*Aug 2020 - Aug 2024 | Haripur, Pakistan*</w:t>
       </w:r>
     </w:p>
     <w:p>
